--- a/Neil.Emily.Resume.web.docx
+++ b/Neil.Emily.Resume.web.docx
@@ -2047,50 +2047,6 @@
         <w:rPr>
           <w:rtl w:val="0"/>
         </w:rPr>
-      </w:r>
-    </w:p>
-    <w:p>
-      <w:pPr>
-        <w:pageBreakBefore w:val="0"/>
-        <w:spacing w:after="0" w:before="0" w:line="240" w:lineRule="auto"/>
-        <w:rPr>
-          <w:rFonts w:ascii="Times New Roman" w:cs="Times New Roman" w:eastAsia="Times New Roman" w:hAnsi="Times New Roman"/>
-          <w:b w:val="1"/>
-          <w:bCs w:val="1"/>
-          <w:sz w:val="24"/>
-          <w:szCs w:val="24"/>
-        </w:rPr>
-      </w:pPr>
-      <w:r>
-        <w:rPr>
-          <w:rFonts w:ascii="Times New Roman" w:cs="Times New Roman" w:eastAsia="Times New Roman" w:hAnsi="Times New Roman"/>
-          <w:b w:val="1"/>
-          <w:bCs w:val="1"/>
-          <w:sz w:val="24"/>
-          <w:szCs w:val="24"/>
-          <w:rtl w:val="0"/>
-        </w:rPr>
-        <w:t xml:space="preserve">References</w:t>
-      </w:r>
-    </w:p>
-    <w:p>
-      <w:pPr>
-        <w:pageBreakBefore w:val="0"/>
-        <w:spacing w:after="0" w:before="0" w:line="240" w:lineRule="auto"/>
-        <w:rPr>
-          <w:rFonts w:ascii="Times New Roman" w:cs="Times New Roman" w:eastAsia="Times New Roman" w:hAnsi="Times New Roman"/>
-          <w:sz w:val="24"/>
-          <w:szCs w:val="24"/>
-        </w:rPr>
-      </w:pPr>
-      <w:r>
-        <w:rPr>
-          <w:rFonts w:ascii="Times New Roman" w:cs="Times New Roman" w:eastAsia="Times New Roman" w:hAnsi="Times New Roman"/>
-          <w:sz w:val="24"/>
-          <w:szCs w:val="24"/>
-          <w:rtl w:val="0"/>
-        </w:rPr>
-        <w:t xml:space="preserve">Available on request.</w:t>
       </w:r>
     </w:p>
     <w:sectPr>
